--- a/por/docx/003.content.docx
+++ b/por/docx/003.content.docx
@@ -128,19 +128,6 @@
           <w:lang w:val="pt_PT" w:bidi="pt_PT"/>
         </w:rPr>
         <w:t>B</w:t>
-      </w:r>
-      <w:r>
-        <w:rPr>
-          <w:lang w:val="pt_PT" w:bidi="pt_PT"/>
-        </w:rPr>
-      </w:r>
-    </w:p>
-    <w:p>
-      <w:pPr/>
-      <w:r>
-        <w:rPr>
-          <w:lang w:val="pt_PT" w:bidi="pt_PT"/>
-        </w:rPr>
       </w:r>
       <w:r>
         <w:rPr>

--- a/por/docx/003.content.docx
+++ b/por/docx/003.content.docx
@@ -19,7 +19,7 @@
         <w:rPr>
           <w:lang w:val="pt_PT" w:bidi="pt_PT"/>
         </w:rPr>
-        <w:t>Resource: Termos-chave (unfoldingWord)</w:t>
+        <w:t>Resource: unfoldingWord® Translation Words</w:t>
       </w:r>
       <w:r>
         <w:rPr>
@@ -90,7 +90,7 @@
         <w:rPr>
           <w:lang w:val="pt_PT" w:bidi="pt_PT"/>
         </w:rPr>
-        <w:t>Termos-chave (unfoldingWord)</w:t>
+        <w:t>unfoldingWord® Translation Words</w:t>
       </w:r>
     </w:p>
     <w:p>

--- a/por/docx/003.content.docx
+++ b/por/docx/003.content.docx
@@ -10114,6 +10114,349 @@
         <w:rPr>
           <w:lang w:val="pt_PT" w:bidi="pt_PT"/>
         </w:rPr>
+        <w:t>Betel</w:t>
+      </w:r>
+      <w:r>
+        <w:rPr>
+          <w:lang w:val="pt_PT" w:bidi="pt_PT"/>
+        </w:rPr>
+      </w:r>
+    </w:p>
+    <w:p>
+      <w:pPr>
+        <w:pStyle w:val="Heading3"/>
+      </w:pPr>
+      <w:r>
+        <w:rPr>
+          <w:lang w:val="pt_PT" w:bidi="pt_PT"/>
+        </w:rPr>
+        <w:t>Fatos:</w:t>
+      </w:r>
+    </w:p>
+    <w:p>
+      <w:pPr/>
+      <w:r>
+        <w:rPr>
+          <w:lang w:val="pt_PT" w:bidi="pt_PT"/>
+        </w:rPr>
+      </w:r>
+      <w:r>
+        <w:rPr>
+          <w:lang w:val="pt_PT" w:bidi="pt_PT"/>
+        </w:rPr>
+        <w:t>Betel era uma cidade localizada ao norte de Jerusalém na terra de Canaã. Anteriormente, era chamada de “Luz”.</w:t>
+      </w:r>
+    </w:p>
+    <w:p>
+      <w:pPr>
+        <w:pStyle w:val="ListBullet"/>
+        <w:spacing w:line="240" w:lineRule="auto"/>
+        <w:ind w:left="720"/>
+      </w:pPr>
+      <w:r>
+        <w:rPr>
+          <w:lang w:val="pt_PT" w:bidi="pt_PT"/>
+        </w:rPr>
+      </w:r>
+      <w:r>
+        <w:rPr>
+          <w:lang w:val="pt_PT" w:bidi="pt_PT"/>
+        </w:rPr>
+        <w:t>Depois de receber as promessas de Deus pela primeira vez, Abrão (Abraão) construiu um altar para Deus perto de Betel. O nome real da cidade ainda não era Betel naquela época, mas geralmente era referida como “Betel”, que era mais conhecida.</w:t>
+      </w:r>
+    </w:p>
+    <w:p>
+      <w:pPr>
+        <w:pStyle w:val="ListBullet"/>
+        <w:spacing w:line="240" w:lineRule="auto"/>
+        <w:ind w:left="720"/>
+      </w:pPr>
+      <w:r>
+        <w:rPr>
+          <w:lang w:val="pt_PT" w:bidi="pt_PT"/>
+        </w:rPr>
+      </w:r>
+      <w:r>
+        <w:rPr>
+          <w:lang w:val="pt_PT" w:bidi="pt_PT"/>
+        </w:rPr>
+        <w:t>Ao fugir de seu irmão Esaú, Jacó passou a noite perto desta cidade e dormiu ao ar livre no chão. Enquanto dormia, teve um sonho mostrando anjos subindo e descendo uma escada para o céu.</w:t>
+      </w:r>
+    </w:p>
+    <w:p>
+      <w:pPr>
+        <w:pStyle w:val="ListBullet"/>
+        <w:spacing w:line="240" w:lineRule="auto"/>
+        <w:ind w:left="720"/>
+      </w:pPr>
+      <w:r>
+        <w:rPr>
+          <w:lang w:val="pt_PT" w:bidi="pt_PT"/>
+        </w:rPr>
+      </w:r>
+      <w:r>
+        <w:rPr>
+          <w:lang w:val="pt_PT" w:bidi="pt_PT"/>
+        </w:rPr>
+        <w:t>Esta cidade não tinha o nome “Betel” até que Jacó a nomeou assim. Para deixar isso claro, algumas traduções podem traduzi-la como “Luz (mais tarde chamada Betel)” nas passagens sobre Abraão, bem como quando Jacó chega lá pela primeira vez (antes de mudar o nome).</w:t>
+      </w:r>
+    </w:p>
+    <w:p>
+      <w:pPr>
+        <w:pStyle w:val="ListBullet"/>
+        <w:spacing w:line="240" w:lineRule="auto"/>
+        <w:ind w:left="720"/>
+      </w:pPr>
+      <w:r>
+        <w:rPr>
+          <w:lang w:val="pt_PT" w:bidi="pt_PT"/>
+        </w:rPr>
+      </w:r>
+      <w:r>
+        <w:rPr>
+          <w:lang w:val="pt_PT" w:bidi="pt_PT"/>
+        </w:rPr>
+        <w:t>Betel é mencionada frequentemente no Antigo Testamento e foi um lugar onde muitos eventos importantes aconteceram.</w:t>
+      </w:r>
+    </w:p>
+    <w:p>
+      <w:pPr/>
+      <w:r>
+        <w:rPr>
+          <w:lang w:val="pt_PT" w:bidi="pt_PT"/>
+        </w:rPr>
+      </w:r>
+      <w:r>
+        <w:rPr>
+          <w:lang w:val="pt_PT" w:bidi="pt_PT"/>
+        </w:rPr>
+        <w:t>(Sugestões de tradução: Como traduzir nomes)</w:t>
+      </w:r>
+    </w:p>
+    <w:p>
+      <w:pPr/>
+      <w:r>
+        <w:rPr>
+          <w:lang w:val="pt_PT" w:bidi="pt_PT"/>
+        </w:rPr>
+      </w:r>
+      <w:r>
+        <w:rPr>
+          <w:lang w:val="pt_PT" w:bidi="pt_PT"/>
+        </w:rPr>
+        <w:t xml:space="preserve">(Veja também: </w:t>
+      </w:r>
+      <w:r>
+        <w:rPr>
+          <w:lang w:val="pt_PT" w:bidi="pt_PT"/>
+        </w:rPr>
+        <w:t>Abraão</w:t>
+      </w:r>
+      <w:r>
+        <w:rPr>
+          <w:lang w:val="pt_PT" w:bidi="pt_PT"/>
+        </w:rPr>
+        <w:t xml:space="preserve">, </w:t>
+      </w:r>
+      <w:r>
+        <w:rPr>
+          <w:lang w:val="pt_PT" w:bidi="pt_PT"/>
+        </w:rPr>
+        <w:t>altar</w:t>
+      </w:r>
+      <w:r>
+        <w:rPr>
+          <w:lang w:val="pt_PT" w:bidi="pt_PT"/>
+        </w:rPr>
+        <w:t xml:space="preserve">, </w:t>
+      </w:r>
+      <w:r>
+        <w:rPr>
+          <w:lang w:val="pt_PT" w:bidi="pt_PT"/>
+        </w:rPr>
+        <w:t>Jacó</w:t>
+      </w:r>
+      <w:r>
+        <w:rPr>
+          <w:lang w:val="pt_PT" w:bidi="pt_PT"/>
+        </w:rPr>
+        <w:t xml:space="preserve">, </w:t>
+      </w:r>
+      <w:r>
+        <w:rPr>
+          <w:lang w:val="pt_PT" w:bidi="pt_PT"/>
+        </w:rPr>
+        <w:t>Jerusalém</w:t>
+      </w:r>
+      <w:r>
+        <w:rPr>
+          <w:lang w:val="pt_PT" w:bidi="pt_PT"/>
+        </w:rPr>
+        <w:t>)</w:t>
+      </w:r>
+    </w:p>
+    <w:p>
+      <w:pPr>
+        <w:pStyle w:val="Heading3"/>
+      </w:pPr>
+      <w:r>
+        <w:rPr>
+          <w:lang w:val="pt_PT" w:bidi="pt_PT"/>
+        </w:rPr>
+        <w:t>Referências Bíblicas:</w:t>
+      </w:r>
+    </w:p>
+    <w:p>
+      <w:pPr>
+        <w:pStyle w:val="ListBullet"/>
+        <w:spacing w:line="240" w:lineRule="auto"/>
+        <w:ind w:left="720"/>
+      </w:pPr>
+      <w:r>
+        <w:rPr>
+          <w:lang w:val="pt_PT" w:bidi="pt_PT"/>
+        </w:rPr>
+      </w:r>
+      <w:hyperlink r:id="rId129">
+        <w:r>
+          <w:rPr>
+            <w:lang w:val="pt_PT" w:bidi="pt_PT"/>
+          </w:rPr>
+          <w:rPr>
+            <w:color w:val="0000EE"/>
+            <w:u w:val="single"/>
+          </w:rPr>
+          <w:t>Gênesis 12.8–9</w:t>
+        </w:r>
+      </w:hyperlink>
+    </w:p>
+    <w:p>
+      <w:pPr>
+        <w:pStyle w:val="ListBullet"/>
+        <w:spacing w:line="240" w:lineRule="auto"/>
+        <w:ind w:left="720"/>
+      </w:pPr>
+      <w:r>
+        <w:rPr>
+          <w:lang w:val="pt_PT" w:bidi="pt_PT"/>
+        </w:rPr>
+      </w:r>
+      <w:hyperlink r:id="rId130">
+        <w:r>
+          <w:rPr>
+            <w:lang w:val="pt_PT" w:bidi="pt_PT"/>
+          </w:rPr>
+          <w:rPr>
+            <w:color w:val="0000EE"/>
+            <w:u w:val="single"/>
+          </w:rPr>
+          <w:t>Gênesis 35.1</w:t>
+        </w:r>
+      </w:hyperlink>
+    </w:p>
+    <w:p>
+      <w:pPr>
+        <w:pStyle w:val="ListBullet"/>
+        <w:spacing w:line="240" w:lineRule="auto"/>
+        <w:ind w:left="720"/>
+      </w:pPr>
+      <w:r>
+        <w:rPr>
+          <w:lang w:val="pt_PT" w:bidi="pt_PT"/>
+        </w:rPr>
+      </w:r>
+      <w:hyperlink r:id="rId131">
+        <w:r>
+          <w:rPr>
+            <w:lang w:val="pt_PT" w:bidi="pt_PT"/>
+          </w:rPr>
+          <w:rPr>
+            <w:color w:val="0000EE"/>
+            <w:u w:val="single"/>
+          </w:rPr>
+          <w:t>Oseias 10.15</w:t>
+        </w:r>
+      </w:hyperlink>
+    </w:p>
+    <w:p>
+      <w:pPr>
+        <w:pStyle w:val="ListBullet"/>
+        <w:spacing w:line="240" w:lineRule="auto"/>
+        <w:ind w:left="720"/>
+      </w:pPr>
+      <w:r>
+        <w:rPr>
+          <w:lang w:val="pt_PT" w:bidi="pt_PT"/>
+        </w:rPr>
+      </w:r>
+      <w:hyperlink r:id="rId132">
+        <w:r>
+          <w:rPr>
+            <w:lang w:val="pt_PT" w:bidi="pt_PT"/>
+          </w:rPr>
+          <w:rPr>
+            <w:color w:val="0000EE"/>
+            <w:u w:val="single"/>
+          </w:rPr>
+          <w:t>Juízes 1.23</w:t>
+        </w:r>
+      </w:hyperlink>
+    </w:p>
+    <w:p>
+      <w:pPr>
+        <w:pStyle w:val="Heading3"/>
+      </w:pPr>
+      <w:r>
+        <w:rPr>
+          <w:lang w:val="pt_PT" w:bidi="pt_PT"/>
+        </w:rPr>
+        <w:t>Dados da Palavra:</w:t>
+      </w:r>
+    </w:p>
+    <w:p>
+      <w:pPr>
+        <w:pStyle w:val="ListBullet"/>
+        <w:spacing w:line="240" w:lineRule="auto"/>
+        <w:ind w:left="720"/>
+      </w:pPr>
+      <w:r>
+        <w:rPr>
+          <w:lang w:val="pt_PT" w:bidi="pt_PT"/>
+        </w:rPr>
+      </w:r>
+      <w:r>
+        <w:rPr>
+          <w:lang w:val="pt_PT" w:bidi="pt_PT"/>
+        </w:rPr>
+        <w:t>Strong’s: H1008</w:t>
+      </w:r>
+      <w:r>
+        <w:rPr>
+          <w:lang w:val="pt_PT" w:bidi="pt_PT"/>
+        </w:rPr>
+      </w:r>
+      <w:r>
+        <w:rPr>
+          <w:lang w:val="pt_PT" w:bidi="pt_PT"/>
+        </w:rPr>
+      </w:r>
+    </w:p>
+    <w:p>
+      <w:pPr/>
+      <w:r>
+        <w:rPr>
+          <w:lang w:val="pt_PT" w:bidi="pt_PT"/>
+        </w:rPr>
+      </w:r>
+    </w:p>
+    <w:p>
+      <w:pPr>
+        <w:pStyle w:val="Heading2"/>
+      </w:pPr>
+      <w:r>
+        <w:rPr>
+          <w:lang w:val="pt_PT" w:bidi="pt_PT"/>
+        </w:rPr>
         <w:t>Bete-Semes</w:t>
       </w:r>
       <w:r>
@@ -10323,7 +10666,7 @@
           <w:lang w:val="pt_PT" w:bidi="pt_PT"/>
         </w:rPr>
       </w:r>
-      <w:hyperlink r:id="rId129">
+      <w:hyperlink r:id="rId133">
         <w:r>
           <w:rPr>
             <w:lang w:val="pt_PT" w:bidi="pt_PT"/>
@@ -10347,7 +10690,7 @@
           <w:lang w:val="pt_PT" w:bidi="pt_PT"/>
         </w:rPr>
       </w:r>
-      <w:hyperlink r:id="rId130">
+      <w:hyperlink r:id="rId134">
         <w:r>
           <w:rPr>
             <w:lang w:val="pt_PT" w:bidi="pt_PT"/>
@@ -10371,7 +10714,7 @@
           <w:lang w:val="pt_PT" w:bidi="pt_PT"/>
         </w:rPr>
       </w:r>
-      <w:hyperlink r:id="rId131">
+      <w:hyperlink r:id="rId135">
         <w:r>
           <w:rPr>
             <w:lang w:val="pt_PT" w:bidi="pt_PT"/>
@@ -10395,7 +10738,7 @@
           <w:lang w:val="pt_PT" w:bidi="pt_PT"/>
         </w:rPr>
       </w:r>
-      <w:hyperlink r:id="rId132">
+      <w:hyperlink r:id="rId136">
         <w:r>
           <w:rPr>
             <w:lang w:val="pt_PT" w:bidi="pt_PT"/>
@@ -10435,349 +10778,6 @@
           <w:lang w:val="pt_PT" w:bidi="pt_PT"/>
         </w:rPr>
         <w:t>Strong’s: H1053</w:t>
-      </w:r>
-      <w:r>
-        <w:rPr>
-          <w:lang w:val="pt_PT" w:bidi="pt_PT"/>
-        </w:rPr>
-      </w:r>
-      <w:r>
-        <w:rPr>
-          <w:lang w:val="pt_PT" w:bidi="pt_PT"/>
-        </w:rPr>
-      </w:r>
-    </w:p>
-    <w:p>
-      <w:pPr/>
-      <w:r>
-        <w:rPr>
-          <w:lang w:val="pt_PT" w:bidi="pt_PT"/>
-        </w:rPr>
-      </w:r>
-    </w:p>
-    <w:p>
-      <w:pPr>
-        <w:pStyle w:val="Heading2"/>
-      </w:pPr>
-      <w:r>
-        <w:rPr>
-          <w:lang w:val="pt_PT" w:bidi="pt_PT"/>
-        </w:rPr>
-        <w:t>Betel</w:t>
-      </w:r>
-      <w:r>
-        <w:rPr>
-          <w:lang w:val="pt_PT" w:bidi="pt_PT"/>
-        </w:rPr>
-      </w:r>
-    </w:p>
-    <w:p>
-      <w:pPr>
-        <w:pStyle w:val="Heading3"/>
-      </w:pPr>
-      <w:r>
-        <w:rPr>
-          <w:lang w:val="pt_PT" w:bidi="pt_PT"/>
-        </w:rPr>
-        <w:t>Fatos:</w:t>
-      </w:r>
-    </w:p>
-    <w:p>
-      <w:pPr/>
-      <w:r>
-        <w:rPr>
-          <w:lang w:val="pt_PT" w:bidi="pt_PT"/>
-        </w:rPr>
-      </w:r>
-      <w:r>
-        <w:rPr>
-          <w:lang w:val="pt_PT" w:bidi="pt_PT"/>
-        </w:rPr>
-        <w:t>Betel era uma cidade localizada ao norte de Jerusalém na terra de Canaã. Anteriormente, era chamada de “Luz”.</w:t>
-      </w:r>
-    </w:p>
-    <w:p>
-      <w:pPr>
-        <w:pStyle w:val="ListBullet"/>
-        <w:spacing w:line="240" w:lineRule="auto"/>
-        <w:ind w:left="720"/>
-      </w:pPr>
-      <w:r>
-        <w:rPr>
-          <w:lang w:val="pt_PT" w:bidi="pt_PT"/>
-        </w:rPr>
-      </w:r>
-      <w:r>
-        <w:rPr>
-          <w:lang w:val="pt_PT" w:bidi="pt_PT"/>
-        </w:rPr>
-        <w:t>Depois de receber as promessas de Deus pela primeira vez, Abrão (Abraão) construiu um altar para Deus perto de Betel. O nome real da cidade ainda não era Betel naquela época, mas geralmente era referida como “Betel”, que era mais conhecida.</w:t>
-      </w:r>
-    </w:p>
-    <w:p>
-      <w:pPr>
-        <w:pStyle w:val="ListBullet"/>
-        <w:spacing w:line="240" w:lineRule="auto"/>
-        <w:ind w:left="720"/>
-      </w:pPr>
-      <w:r>
-        <w:rPr>
-          <w:lang w:val="pt_PT" w:bidi="pt_PT"/>
-        </w:rPr>
-      </w:r>
-      <w:r>
-        <w:rPr>
-          <w:lang w:val="pt_PT" w:bidi="pt_PT"/>
-        </w:rPr>
-        <w:t>Ao fugir de seu irmão Esaú, Jacó passou a noite perto desta cidade e dormiu ao ar livre no chão. Enquanto dormia, teve um sonho mostrando anjos subindo e descendo uma escada para o céu.</w:t>
-      </w:r>
-    </w:p>
-    <w:p>
-      <w:pPr>
-        <w:pStyle w:val="ListBullet"/>
-        <w:spacing w:line="240" w:lineRule="auto"/>
-        <w:ind w:left="720"/>
-      </w:pPr>
-      <w:r>
-        <w:rPr>
-          <w:lang w:val="pt_PT" w:bidi="pt_PT"/>
-        </w:rPr>
-      </w:r>
-      <w:r>
-        <w:rPr>
-          <w:lang w:val="pt_PT" w:bidi="pt_PT"/>
-        </w:rPr>
-        <w:t>Esta cidade não tinha o nome “Betel” até que Jacó a nomeou assim. Para deixar isso claro, algumas traduções podem traduzi-la como “Luz (mais tarde chamada Betel)” nas passagens sobre Abraão, bem como quando Jacó chega lá pela primeira vez (antes de mudar o nome).</w:t>
-      </w:r>
-    </w:p>
-    <w:p>
-      <w:pPr>
-        <w:pStyle w:val="ListBullet"/>
-        <w:spacing w:line="240" w:lineRule="auto"/>
-        <w:ind w:left="720"/>
-      </w:pPr>
-      <w:r>
-        <w:rPr>
-          <w:lang w:val="pt_PT" w:bidi="pt_PT"/>
-        </w:rPr>
-      </w:r>
-      <w:r>
-        <w:rPr>
-          <w:lang w:val="pt_PT" w:bidi="pt_PT"/>
-        </w:rPr>
-        <w:t>Betel é mencionada frequentemente no Antigo Testamento e foi um lugar onde muitos eventos importantes aconteceram.</w:t>
-      </w:r>
-    </w:p>
-    <w:p>
-      <w:pPr/>
-      <w:r>
-        <w:rPr>
-          <w:lang w:val="pt_PT" w:bidi="pt_PT"/>
-        </w:rPr>
-      </w:r>
-      <w:r>
-        <w:rPr>
-          <w:lang w:val="pt_PT" w:bidi="pt_PT"/>
-        </w:rPr>
-        <w:t>(Sugestões de tradução: Como traduzir nomes)</w:t>
-      </w:r>
-    </w:p>
-    <w:p>
-      <w:pPr/>
-      <w:r>
-        <w:rPr>
-          <w:lang w:val="pt_PT" w:bidi="pt_PT"/>
-        </w:rPr>
-      </w:r>
-      <w:r>
-        <w:rPr>
-          <w:lang w:val="pt_PT" w:bidi="pt_PT"/>
-        </w:rPr>
-        <w:t xml:space="preserve">(Veja também: </w:t>
-      </w:r>
-      <w:r>
-        <w:rPr>
-          <w:lang w:val="pt_PT" w:bidi="pt_PT"/>
-        </w:rPr>
-        <w:t>Abraão</w:t>
-      </w:r>
-      <w:r>
-        <w:rPr>
-          <w:lang w:val="pt_PT" w:bidi="pt_PT"/>
-        </w:rPr>
-        <w:t xml:space="preserve">, </w:t>
-      </w:r>
-      <w:r>
-        <w:rPr>
-          <w:lang w:val="pt_PT" w:bidi="pt_PT"/>
-        </w:rPr>
-        <w:t>altar</w:t>
-      </w:r>
-      <w:r>
-        <w:rPr>
-          <w:lang w:val="pt_PT" w:bidi="pt_PT"/>
-        </w:rPr>
-        <w:t xml:space="preserve">, </w:t>
-      </w:r>
-      <w:r>
-        <w:rPr>
-          <w:lang w:val="pt_PT" w:bidi="pt_PT"/>
-        </w:rPr>
-        <w:t>Jacó</w:t>
-      </w:r>
-      <w:r>
-        <w:rPr>
-          <w:lang w:val="pt_PT" w:bidi="pt_PT"/>
-        </w:rPr>
-        <w:t xml:space="preserve">, </w:t>
-      </w:r>
-      <w:r>
-        <w:rPr>
-          <w:lang w:val="pt_PT" w:bidi="pt_PT"/>
-        </w:rPr>
-        <w:t>Jerusalém</w:t>
-      </w:r>
-      <w:r>
-        <w:rPr>
-          <w:lang w:val="pt_PT" w:bidi="pt_PT"/>
-        </w:rPr>
-        <w:t>)</w:t>
-      </w:r>
-    </w:p>
-    <w:p>
-      <w:pPr>
-        <w:pStyle w:val="Heading3"/>
-      </w:pPr>
-      <w:r>
-        <w:rPr>
-          <w:lang w:val="pt_PT" w:bidi="pt_PT"/>
-        </w:rPr>
-        <w:t>Referências Bíblicas:</w:t>
-      </w:r>
-    </w:p>
-    <w:p>
-      <w:pPr>
-        <w:pStyle w:val="ListBullet"/>
-        <w:spacing w:line="240" w:lineRule="auto"/>
-        <w:ind w:left="720"/>
-      </w:pPr>
-      <w:r>
-        <w:rPr>
-          <w:lang w:val="pt_PT" w:bidi="pt_PT"/>
-        </w:rPr>
-      </w:r>
-      <w:hyperlink r:id="rId133">
-        <w:r>
-          <w:rPr>
-            <w:lang w:val="pt_PT" w:bidi="pt_PT"/>
-          </w:rPr>
-          <w:rPr>
-            <w:color w:val="0000EE"/>
-            <w:u w:val="single"/>
-          </w:rPr>
-          <w:t>Gênesis 12.8–9</w:t>
-        </w:r>
-      </w:hyperlink>
-    </w:p>
-    <w:p>
-      <w:pPr>
-        <w:pStyle w:val="ListBullet"/>
-        <w:spacing w:line="240" w:lineRule="auto"/>
-        <w:ind w:left="720"/>
-      </w:pPr>
-      <w:r>
-        <w:rPr>
-          <w:lang w:val="pt_PT" w:bidi="pt_PT"/>
-        </w:rPr>
-      </w:r>
-      <w:hyperlink r:id="rId134">
-        <w:r>
-          <w:rPr>
-            <w:lang w:val="pt_PT" w:bidi="pt_PT"/>
-          </w:rPr>
-          <w:rPr>
-            <w:color w:val="0000EE"/>
-            <w:u w:val="single"/>
-          </w:rPr>
-          <w:t>Gênesis 35.1</w:t>
-        </w:r>
-      </w:hyperlink>
-    </w:p>
-    <w:p>
-      <w:pPr>
-        <w:pStyle w:val="ListBullet"/>
-        <w:spacing w:line="240" w:lineRule="auto"/>
-        <w:ind w:left="720"/>
-      </w:pPr>
-      <w:r>
-        <w:rPr>
-          <w:lang w:val="pt_PT" w:bidi="pt_PT"/>
-        </w:rPr>
-      </w:r>
-      <w:hyperlink r:id="rId135">
-        <w:r>
-          <w:rPr>
-            <w:lang w:val="pt_PT" w:bidi="pt_PT"/>
-          </w:rPr>
-          <w:rPr>
-            <w:color w:val="0000EE"/>
-            <w:u w:val="single"/>
-          </w:rPr>
-          <w:t>Oseias 10.15</w:t>
-        </w:r>
-      </w:hyperlink>
-    </w:p>
-    <w:p>
-      <w:pPr>
-        <w:pStyle w:val="ListBullet"/>
-        <w:spacing w:line="240" w:lineRule="auto"/>
-        <w:ind w:left="720"/>
-      </w:pPr>
-      <w:r>
-        <w:rPr>
-          <w:lang w:val="pt_PT" w:bidi="pt_PT"/>
-        </w:rPr>
-      </w:r>
-      <w:hyperlink r:id="rId136">
-        <w:r>
-          <w:rPr>
-            <w:lang w:val="pt_PT" w:bidi="pt_PT"/>
-          </w:rPr>
-          <w:rPr>
-            <w:color w:val="0000EE"/>
-            <w:u w:val="single"/>
-          </w:rPr>
-          <w:t>Juízes 1.23</w:t>
-        </w:r>
-      </w:hyperlink>
-    </w:p>
-    <w:p>
-      <w:pPr>
-        <w:pStyle w:val="Heading3"/>
-      </w:pPr>
-      <w:r>
-        <w:rPr>
-          <w:lang w:val="pt_PT" w:bidi="pt_PT"/>
-        </w:rPr>
-        <w:t>Dados da Palavra:</w:t>
-      </w:r>
-    </w:p>
-    <w:p>
-      <w:pPr>
-        <w:pStyle w:val="ListBullet"/>
-        <w:spacing w:line="240" w:lineRule="auto"/>
-        <w:ind w:left="720"/>
-      </w:pPr>
-      <w:r>
-        <w:rPr>
-          <w:lang w:val="pt_PT" w:bidi="pt_PT"/>
-        </w:rPr>
-      </w:r>
-      <w:r>
-        <w:rPr>
-          <w:lang w:val="pt_PT" w:bidi="pt_PT"/>
-        </w:rPr>
-        <w:t>Strong’s: H1008</w:t>
       </w:r>
       <w:r>
         <w:rPr>
